--- a/en/scientists/CV/Word/Karimova_Sevda_CV_EN.docx
+++ b/en/scientists/CV/Word/Karimova_Sevda_CV_EN.docx
@@ -439,7 +439,7 @@
           <w:sz w:val="21"/>
           <w:szCs w:val="21"/>
         </w:rPr>
-        <w:t>Sevda Karimova is a medical-law consultant at Vice Versa Consulting Ltd. She holds a bachelor’s degree in law from Nakhchivan State University (2009–2014), with an honors diploma, and a master’s degree in law, in transnational criminal law, from Baku State University (2014–2016). From 2017 to 2020 she was a doctoral candidate in bioethics and criminal law at the Institute of Law and Human Rights of the Azerbaijan National Academy of Sciences; the CV says the thesis defense was transferred to Baku State University. The thesis subject is the bioethical aspects of the right to life and health in criminal law. She has taught bioethics and medical law and has worked at TABIB and at the Hacettepe University Center for Bioethics.</w:t>
+        <w:t>Sevda Karimova is a medical-law consultant at Vice Versa Consulting Ltd. She holds a bachelor’s degree in law from Nakhchivan State University (2009–2014), with an honors diploma, and a master’s degree in law, in transnational criminal law, from Baku State University (2014–2016). From 2017 to 2020 she was a doctoral candidate in bioethics and criminal law at the Institute of Law and Human Rights of the Azerbaijan National Academy of Sciences; thesis defense transferred to Baku State University. The thesis subject is the bioethical aspects of the right to life and health in criminal law. She has taught bioethics and medical law and has worked at TABIB and at the Hacettepe University Center for Bioethics.</w:t>
       </w:r>
     </w:p>
     <w:p>
